--- a/fiction/notes/concepts/_/styles-fonts-alphanumeric-sample.docx
+++ b/fiction/notes/concepts/_/styles-fonts-alphanumeric-sample.docx
@@ -5,37 +5,43 @@
     <w:p>
       <w:pPr>
         <w:rPr>
-          <w:rFonts w:ascii="Calibri" w:hAnsi="Calibri" w:cs="Calibri"/>
+          <w:rFonts w:ascii="Montserrat" w:hAnsi="Montserrat" w:cs="Calibri"/>
+          <w:sz w:val="24"/>
         </w:rPr>
       </w:pPr>
       <w:r>
         <w:rPr>
-          <w:rFonts w:ascii="Calibri" w:hAnsi="Calibri" w:cs="Calibri"/>
+          <w:rFonts w:ascii="Montserrat" w:hAnsi="Montserrat" w:cs="Calibri"/>
+          <w:sz w:val="24"/>
         </w:rPr>
         <w:fldChar w:fldCharType="begin"/>
       </w:r>
       <w:r>
         <w:rPr>
-          <w:rFonts w:ascii="Calibri" w:hAnsi="Calibri" w:cs="Calibri"/>
+          <w:rFonts w:ascii="Montserrat" w:hAnsi="Montserrat" w:cs="Calibri"/>
+          <w:sz w:val="24"/>
         </w:rPr>
         <w:instrText xml:space="preserve"> FILENAME   \* MERGEFORMAT </w:instrText>
       </w:r>
       <w:r>
         <w:rPr>
-          <w:rFonts w:ascii="Calibri" w:hAnsi="Calibri" w:cs="Calibri"/>
+          <w:rFonts w:ascii="Montserrat" w:hAnsi="Montserrat" w:cs="Calibri"/>
+          <w:sz w:val="24"/>
         </w:rPr>
         <w:fldChar w:fldCharType="separate"/>
       </w:r>
       <w:r>
         <w:rPr>
-          <w:rFonts w:ascii="Calibri" w:hAnsi="Calibri" w:cs="Calibri"/>
+          <w:rFonts w:ascii="Montserrat" w:hAnsi="Montserrat" w:cs="Calibri"/>
           <w:noProof/>
+          <w:sz w:val="24"/>
         </w:rPr>
         <w:t>styles-fonts-alphanumeric-sample.docx</w:t>
       </w:r>
       <w:r>
         <w:rPr>
-          <w:rFonts w:ascii="Calibri" w:hAnsi="Calibri" w:cs="Calibri"/>
+          <w:rFonts w:ascii="Montserrat" w:hAnsi="Montserrat" w:cs="Calibri"/>
+          <w:sz w:val="24"/>
         </w:rPr>
         <w:fldChar w:fldCharType="end"/>
       </w:r>
@@ -43,106 +49,182 @@
     <w:p>
       <w:pPr>
         <w:rPr>
-          <w:rFonts w:ascii="Calibri" w:hAnsi="Calibri" w:cs="Calibri"/>
+          <w:rFonts w:ascii="Montserrat" w:hAnsi="Montserrat" w:cs="Calibri"/>
+          <w:sz w:val="24"/>
         </w:rPr>
       </w:pPr>
     </w:p>
     <w:p>
       <w:pPr>
         <w:pStyle w:val="Heading1"/>
+        <w:rPr>
+          <w:rFonts w:ascii="Montserrat" w:hAnsi="Montserrat"/>
+          <w:sz w:val="24"/>
+        </w:rPr>
       </w:pPr>
       <w:r>
+        <w:rPr>
+          <w:rFonts w:ascii="Montserrat" w:hAnsi="Montserrat"/>
+          <w:sz w:val="24"/>
+        </w:rPr>
         <w:t>H1</w:t>
       </w:r>
     </w:p>
     <w:p>
       <w:pPr>
         <w:pStyle w:val="Subheading1"/>
+        <w:rPr>
+          <w:rFonts w:ascii="Montserrat" w:hAnsi="Montserrat"/>
+          <w:sz w:val="24"/>
+        </w:rPr>
       </w:pPr>
       <w:r>
+        <w:rPr>
+          <w:rFonts w:ascii="Montserrat" w:hAnsi="Montserrat"/>
+          <w:sz w:val="24"/>
+        </w:rPr>
         <w:t>SH1</w:t>
       </w:r>
     </w:p>
     <w:p>
       <w:pPr>
         <w:pStyle w:val="NoSpacing"/>
+        <w:rPr>
+          <w:rFonts w:ascii="Montserrat" w:hAnsi="Montserrat"/>
+          <w:sz w:val="24"/>
+        </w:rPr>
       </w:pPr>
     </w:p>
     <w:p>
       <w:pPr>
         <w:pStyle w:val="NoSpacing"/>
+        <w:rPr>
+          <w:rFonts w:ascii="Montserrat" w:hAnsi="Montserrat"/>
+          <w:sz w:val="24"/>
+        </w:rPr>
       </w:pPr>
       <w:r>
+        <w:rPr>
+          <w:rFonts w:ascii="Montserrat" w:hAnsi="Montserrat"/>
+          <w:sz w:val="24"/>
+        </w:rPr>
         <w:t>Body</w:t>
       </w:r>
     </w:p>
     <w:p>
       <w:pPr>
         <w:pStyle w:val="NoSpacing"/>
+        <w:rPr>
+          <w:rFonts w:ascii="Montserrat" w:hAnsi="Montserrat"/>
+          <w:sz w:val="24"/>
+        </w:rPr>
       </w:pPr>
     </w:p>
     <w:p>
       <w:pPr>
         <w:pStyle w:val="NoSpacing"/>
+        <w:rPr>
+          <w:rFonts w:ascii="Montserrat" w:hAnsi="Montserrat"/>
+          <w:sz w:val="24"/>
+        </w:rPr>
       </w:pPr>
       <w:r>
+        <w:rPr>
+          <w:rFonts w:ascii="Montserrat" w:hAnsi="Montserrat"/>
+          <w:sz w:val="24"/>
+        </w:rPr>
         <w:t>-----</w:t>
       </w:r>
     </w:p>
     <w:p>
       <w:pPr>
         <w:pStyle w:val="NoSpacing"/>
+        <w:rPr>
+          <w:rFonts w:ascii="Montserrat" w:hAnsi="Montserrat"/>
+          <w:sz w:val="24"/>
+        </w:rPr>
       </w:pPr>
     </w:p>
     <w:p>
       <w:pPr>
         <w:pStyle w:val="NoSpacing"/>
+        <w:rPr>
+          <w:rFonts w:ascii="Montserrat" w:hAnsi="Montserrat"/>
+          <w:sz w:val="24"/>
+        </w:rPr>
       </w:pPr>
       <w:r>
+        <w:rPr>
+          <w:rFonts w:ascii="Montserrat" w:hAnsi="Montserrat"/>
+          <w:sz w:val="24"/>
+        </w:rPr>
         <w:t>Part</w:t>
       </w:r>
     </w:p>
     <w:p>
       <w:pPr>
         <w:pStyle w:val="NoSpacing"/>
+        <w:rPr>
+          <w:rFonts w:ascii="Montserrat" w:hAnsi="Montserrat"/>
+          <w:sz w:val="24"/>
+        </w:rPr>
       </w:pPr>
     </w:p>
     <w:p>
       <w:pPr>
         <w:pStyle w:val="NoSpacing"/>
+        <w:rPr>
+          <w:rFonts w:ascii="Montserrat" w:hAnsi="Montserrat"/>
+          <w:sz w:val="24"/>
+        </w:rPr>
       </w:pPr>
       <w:r>
+        <w:rPr>
+          <w:rFonts w:ascii="Montserrat" w:hAnsi="Montserrat"/>
+          <w:sz w:val="24"/>
+        </w:rPr>
         <w:t>-----</w:t>
       </w:r>
     </w:p>
     <w:p>
       <w:pPr>
         <w:pStyle w:val="NoSpacing"/>
+        <w:rPr>
+          <w:rFonts w:ascii="Montserrat" w:hAnsi="Montserrat"/>
+          <w:sz w:val="24"/>
+        </w:rPr>
       </w:pPr>
     </w:p>
     <w:p>
       <w:pPr>
         <w:pStyle w:val="NoSpacing"/>
+        <w:rPr>
+          <w:rFonts w:ascii="Montserrat" w:hAnsi="Montserrat"/>
+          <w:sz w:val="24"/>
+        </w:rPr>
       </w:pPr>
       <w:r>
-        <w:t>ABCDEFGHIJKLMNOPQRSTUVWXYZ abcdefghijklmnopqrstuvwxyz 1234567890 `~!@#$%^&amp;*() ,./;</w:t>
-      </w:r>
-      <w:r>
-        <w:t xml:space="preserve"> </w:t>
-      </w:r>
-      <w:r>
-        <w:t>:'[]-=&lt;&gt;?"{}_+</w:t>
+        <w:rPr>
+          <w:rFonts w:ascii="Montserrat" w:hAnsi="Montserrat"/>
+          <w:sz w:val="24"/>
+        </w:rPr>
+        <w:t>ABCDEFGHIJKLMNOPQRSTUVWXYZ abcdefghijklmnopqrstuvwxyz 1234567890 `~!@#$%^&amp;*() ,./; :'[]-=&lt;&gt;?"{}_+</w:t>
       </w:r>
     </w:p>
     <w:p>
       <w:pPr>
         <w:pStyle w:val="NoSpacing"/>
+        <w:rPr>
+          <w:rFonts w:ascii="Montserrat" w:hAnsi="Montserrat"/>
+          <w:sz w:val="24"/>
+        </w:rPr>
       </w:pPr>
     </w:p>
     <w:p>
       <w:pPr>
         <w:rPr>
-          <w:rFonts w:ascii="Calibri" w:hAnsi="Calibri" w:cs="Calibri"/>
+          <w:rFonts w:ascii="Montserrat" w:hAnsi="Montserrat" w:cs="Calibri"/>
+          <w:sz w:val="24"/>
         </w:rPr>
       </w:pPr>
     </w:p>
@@ -346,7 +428,7 @@
   <w:abstractNum w:abstractNumId="10" w15:restartNumberingAfterBreak="0">
     <w:nsid w:val="FFFFFFFB"/>
     <w:multiLevelType w:val="multilevel"/>
-    <w:tmpl w:val="759072D4"/>
+    <w:tmpl w:val="80A499BA"/>
     <w:lvl w:ilvl="0">
       <w:start w:val="1"/>
       <w:numFmt w:val="cardinalText"/>
@@ -1631,6 +1713,27 @@
   <w:num w:numId="31" w16cid:durableId="1901020728">
     <w:abstractNumId w:val="10"/>
   </w:num>
+  <w:num w:numId="32" w16cid:durableId="1168250333">
+    <w:abstractNumId w:val="10"/>
+  </w:num>
+  <w:num w:numId="33" w16cid:durableId="2053263843">
+    <w:abstractNumId w:val="10"/>
+  </w:num>
+  <w:num w:numId="34" w16cid:durableId="951404535">
+    <w:abstractNumId w:val="10"/>
+  </w:num>
+  <w:num w:numId="35" w16cid:durableId="615721236">
+    <w:abstractNumId w:val="10"/>
+  </w:num>
+  <w:num w:numId="36" w16cid:durableId="581138381">
+    <w:abstractNumId w:val="10"/>
+  </w:num>
+  <w:num w:numId="37" w16cid:durableId="1012220226">
+    <w:abstractNumId w:val="10"/>
+  </w:num>
+  <w:num w:numId="38" w16cid:durableId="1304577850">
+    <w:abstractNumId w:val="10"/>
+  </w:num>
 </w:numbering>
 </file>
 
@@ -1639,7 +1742,9 @@
   <w:docDefaults>
     <w:rPrDefault>
       <w:rPr>
-        <w:rFonts w:ascii="Times New Roman" w:eastAsia="Times New Roman" w:hAnsi="Times New Roman" w:cs="Times New Roman"/>
+        <w:rFonts w:asciiTheme="minorHAnsi" w:eastAsiaTheme="minorHAnsi" w:hAnsiTheme="minorHAnsi" w:cstheme="minorBidi"/>
+        <w:sz w:val="22"/>
+        <w:szCs w:val="22"/>
         <w:lang w:val="en-US" w:eastAsia="en-US" w:bidi="ar-SA"/>
       </w:rPr>
     </w:rPrDefault>
@@ -2026,20 +2131,23 @@
   <w:style w:type="paragraph" w:default="1" w:styleId="Normal">
     <w:name w:val="Normal"/>
     <w:qFormat/>
-    <w:rsid w:val="00545FDD"/>
-    <w:rPr>
-      <w:rFonts w:asciiTheme="minorHAnsi" w:hAnsiTheme="minorHAnsi" w:cstheme="minorHAnsi"/>
+    <w:rsid w:val="00476B50"/>
+    <w:pPr>
+      <w:spacing w:after="240" w:line="276" w:lineRule="auto"/>
+    </w:pPr>
+    <w:rPr>
+      <w:rFonts w:cstheme="minorHAnsi"/>
       <w:sz w:val="28"/>
       <w:szCs w:val="28"/>
     </w:rPr>
   </w:style>
   <w:style w:type="paragraph" w:styleId="Heading1">
     <w:name w:val="heading 1"/>
-    <w:basedOn w:val="Normal"/>
+    <w:basedOn w:val="NoSpacing"/>
     <w:next w:val="Normal"/>
     <w:link w:val="Heading1Char"/>
     <w:qFormat/>
-    <w:rsid w:val="00545FDD"/>
+    <w:rsid w:val="00476B50"/>
     <w:pPr>
       <w:keepNext/>
       <w:spacing w:before="240" w:after="60"/>
@@ -2058,11 +2166,11 @@
     <w:next w:val="Normal"/>
     <w:link w:val="Heading2Char"/>
     <w:qFormat/>
-    <w:rsid w:val="00545FDD"/>
+    <w:rsid w:val="00476B50"/>
     <w:pPr>
       <w:numPr>
         <w:ilvl w:val="1"/>
-        <w:numId w:val="31"/>
+        <w:numId w:val="38"/>
       </w:numPr>
       <w:outlineLvl w:val="1"/>
     </w:pPr>
@@ -2078,7 +2186,7 @@
     <w:next w:val="Normal"/>
     <w:link w:val="Heading3Char"/>
     <w:qFormat/>
-    <w:rsid w:val="00545FDD"/>
+    <w:rsid w:val="00476B50"/>
     <w:pPr>
       <w:outlineLvl w:val="2"/>
     </w:pPr>
@@ -2092,7 +2200,7 @@
     <w:next w:val="Normal"/>
     <w:link w:val="Heading4Char"/>
     <w:qFormat/>
-    <w:rsid w:val="00545FDD"/>
+    <w:rsid w:val="00476B50"/>
     <w:pPr>
       <w:numPr>
         <w:ilvl w:val="3"/>
@@ -2109,7 +2217,7 @@
     <w:next w:val="Normal"/>
     <w:link w:val="Heading5Char"/>
     <w:qFormat/>
-    <w:rsid w:val="00545FDD"/>
+    <w:rsid w:val="00476B50"/>
     <w:pPr>
       <w:numPr>
         <w:ilvl w:val="4"/>
@@ -2122,22 +2230,19 @@
   </w:style>
   <w:style w:type="paragraph" w:styleId="Heading6">
     <w:name w:val="heading 6"/>
-    <w:basedOn w:val="Normal"/>
+    <w:basedOn w:val="Heading5"/>
     <w:next w:val="Normal"/>
     <w:link w:val="Heading6Char"/>
     <w:qFormat/>
-    <w:rsid w:val="00545FDD"/>
+    <w:rsid w:val="00476B50"/>
     <w:pPr>
       <w:numPr>
         <w:ilvl w:val="5"/>
-        <w:numId w:val="31"/>
       </w:numPr>
-      <w:spacing w:before="240" w:after="60"/>
       <w:outlineLvl w:val="5"/>
     </w:pPr>
     <w:rPr>
-      <w:rFonts w:asciiTheme="majorHAnsi" w:eastAsiaTheme="majorEastAsia" w:hAnsiTheme="majorHAnsi"/>
-      <w:b/>
+      <w:bCs/>
       <w:sz w:val="24"/>
       <w:szCs w:val="24"/>
       <w:u w:val="single"/>
@@ -2149,28 +2254,31 @@
     <w:next w:val="Normal"/>
     <w:link w:val="Heading7Char"/>
     <w:qFormat/>
-    <w:rsid w:val="00545FDD"/>
+    <w:rsid w:val="00476B50"/>
     <w:pPr>
+      <w:keepNext w:val="0"/>
+      <w:numPr>
+        <w:ilvl w:val="0"/>
+        <w:numId w:val="0"/>
+      </w:numPr>
       <w:outlineLvl w:val="6"/>
     </w:pPr>
     <w:rPr>
       <w:b w:val="0"/>
-      <w:bCs/>
+      <w:kern w:val="0"/>
     </w:rPr>
   </w:style>
   <w:style w:type="paragraph" w:styleId="Heading8">
     <w:name w:val="heading 8"/>
-    <w:basedOn w:val="Heading7"/>
+    <w:basedOn w:val="Heading6"/>
     <w:next w:val="Normal"/>
     <w:link w:val="Heading8Char"/>
     <w:qFormat/>
-    <w:rsid w:val="00545FDD"/>
+    <w:rsid w:val="00476B50"/>
     <w:pPr>
       <w:outlineLvl w:val="7"/>
     </w:pPr>
     <w:rPr>
-      <w:b/>
-      <w:bCs w:val="0"/>
       <w:i/>
       <w:iCs/>
       <w:u w:val="none"/>
@@ -2182,13 +2290,13 @@
     <w:next w:val="Normal"/>
     <w:link w:val="Heading9Char"/>
     <w:qFormat/>
-    <w:rsid w:val="00545FDD"/>
+    <w:rsid w:val="00476B50"/>
     <w:pPr>
       <w:outlineLvl w:val="8"/>
     </w:pPr>
     <w:rPr>
       <w:b w:val="0"/>
-      <w:bCs/>
+      <w:bCs w:val="0"/>
     </w:rPr>
   </w:style>
   <w:style w:type="character" w:default="1" w:styleId="DefaultParagraphFont">
@@ -2222,9 +2330,9 @@
     <w:name w:val="Heading 1 Char"/>
     <w:basedOn w:val="DefaultParagraphFont"/>
     <w:link w:val="Heading1"/>
-    <w:rsid w:val="006D3D74"/>
-    <w:rPr>
-      <w:rFonts w:asciiTheme="minorHAnsi" w:eastAsiaTheme="majorEastAsia" w:hAnsiTheme="minorHAnsi" w:cstheme="minorHAnsi"/>
+    <w:rsid w:val="00476B50"/>
+    <w:rPr>
+      <w:rFonts w:eastAsiaTheme="majorEastAsia" w:cstheme="minorHAnsi"/>
       <w:b/>
       <w:kern w:val="28"/>
       <w:sz w:val="56"/>
@@ -2235,7 +2343,7 @@
     <w:name w:val="Heading 2 Char"/>
     <w:basedOn w:val="DefaultParagraphFont"/>
     <w:link w:val="Heading2"/>
-    <w:rsid w:val="006D3D74"/>
+    <w:rsid w:val="00476B50"/>
     <w:rPr>
       <w:rFonts w:asciiTheme="majorHAnsi" w:eastAsiaTheme="majorEastAsia" w:hAnsiTheme="majorHAnsi" w:cstheme="minorHAnsi"/>
       <w:b/>
@@ -2248,6 +2356,7 @@
     <w:name w:val="Heading 3 Char"/>
     <w:basedOn w:val="DefaultParagraphFont"/>
     <w:link w:val="Heading3"/>
+    <w:rsid w:val="00476B50"/>
     <w:rPr>
       <w:rFonts w:asciiTheme="majorHAnsi" w:eastAsiaTheme="majorEastAsia" w:hAnsiTheme="majorHAnsi" w:cstheme="minorHAnsi"/>
       <w:b/>
@@ -2260,7 +2369,7 @@
     <w:name w:val="Heading 4 Char"/>
     <w:basedOn w:val="DefaultParagraphFont"/>
     <w:link w:val="Heading4"/>
-    <w:rsid w:val="006D3D74"/>
+    <w:rsid w:val="00476B50"/>
     <w:rPr>
       <w:rFonts w:asciiTheme="majorHAnsi" w:eastAsiaTheme="majorEastAsia" w:hAnsiTheme="majorHAnsi" w:cstheme="minorHAnsi"/>
       <w:b/>
@@ -2273,7 +2382,7 @@
     <w:name w:val="Heading 5 Char"/>
     <w:basedOn w:val="DefaultParagraphFont"/>
     <w:link w:val="Heading5"/>
-    <w:rsid w:val="006D3D74"/>
+    <w:rsid w:val="00476B50"/>
     <w:rPr>
       <w:rFonts w:asciiTheme="majorHAnsi" w:eastAsiaTheme="majorEastAsia" w:hAnsiTheme="majorHAnsi" w:cstheme="minorHAnsi"/>
       <w:b/>
@@ -2286,9 +2395,12 @@
     <w:name w:val="Heading 6 Char"/>
     <w:basedOn w:val="DefaultParagraphFont"/>
     <w:link w:val="Heading6"/>
+    <w:rsid w:val="00476B50"/>
     <w:rPr>
       <w:rFonts w:asciiTheme="majorHAnsi" w:eastAsiaTheme="majorEastAsia" w:hAnsiTheme="majorHAnsi" w:cstheme="minorHAnsi"/>
       <w:b/>
+      <w:bCs/>
+      <w:kern w:val="28"/>
       <w:sz w:val="24"/>
       <w:szCs w:val="24"/>
       <w:u w:val="single"/>
@@ -2298,6 +2410,7 @@
     <w:name w:val="Heading 7 Char"/>
     <w:basedOn w:val="DefaultParagraphFont"/>
     <w:link w:val="Heading7"/>
+    <w:rsid w:val="00476B50"/>
     <w:rPr>
       <w:rFonts w:asciiTheme="majorHAnsi" w:eastAsiaTheme="majorEastAsia" w:hAnsiTheme="majorHAnsi" w:cstheme="minorHAnsi"/>
       <w:bCs/>
@@ -2310,12 +2423,14 @@
     <w:name w:val="Heading 8 Char"/>
     <w:basedOn w:val="DefaultParagraphFont"/>
     <w:link w:val="Heading8"/>
-    <w:rsid w:val="00645252"/>
+    <w:rsid w:val="00476B50"/>
     <w:rPr>
       <w:rFonts w:asciiTheme="majorHAnsi" w:eastAsiaTheme="majorEastAsia" w:hAnsiTheme="majorHAnsi" w:cstheme="minorHAnsi"/>
       <w:b/>
+      <w:bCs/>
       <w:i/>
       <w:iCs/>
+      <w:kern w:val="28"/>
       <w:sz w:val="24"/>
       <w:szCs w:val="24"/>
     </w:rPr>
@@ -2324,27 +2439,24 @@
     <w:name w:val="Heading 9 Char"/>
     <w:basedOn w:val="DefaultParagraphFont"/>
     <w:link w:val="Heading9"/>
-    <w:rsid w:val="00645252"/>
+    <w:rsid w:val="00476B50"/>
     <w:rPr>
       <w:rFonts w:asciiTheme="majorHAnsi" w:eastAsiaTheme="majorEastAsia" w:hAnsiTheme="majorHAnsi" w:cstheme="minorHAnsi"/>
-      <w:bCs/>
       <w:i/>
       <w:iCs/>
+      <w:kern w:val="28"/>
       <w:sz w:val="24"/>
       <w:szCs w:val="24"/>
     </w:rPr>
   </w:style>
   <w:style w:type="paragraph" w:styleId="Title">
     <w:name w:val="Title"/>
-    <w:basedOn w:val="Normal"/>
+    <w:basedOn w:val="NoSpacing"/>
     <w:next w:val="Normal"/>
     <w:link w:val="TitleChar"/>
     <w:uiPriority w:val="10"/>
     <w:qFormat/>
-    <w:rsid w:val="00545FDD"/>
-    <w:pPr>
-      <w:contextualSpacing/>
-    </w:pPr>
+    <w:rsid w:val="00476B50"/>
     <w:rPr>
       <w:rFonts w:asciiTheme="majorHAnsi" w:eastAsiaTheme="majorEastAsia" w:hAnsiTheme="majorHAnsi" w:cstheme="majorBidi"/>
       <w:b/>
@@ -2360,7 +2472,7 @@
     <w:basedOn w:val="DefaultParagraphFont"/>
     <w:link w:val="Title"/>
     <w:uiPriority w:val="10"/>
-    <w:rsid w:val="00545FDD"/>
+    <w:rsid w:val="00476B50"/>
     <w:rPr>
       <w:rFonts w:asciiTheme="majorHAnsi" w:eastAsiaTheme="majorEastAsia" w:hAnsiTheme="majorHAnsi" w:cstheme="majorBidi"/>
       <w:b/>
@@ -2378,7 +2490,7 @@
     <w:link w:val="SubtitleChar"/>
     <w:uiPriority w:val="11"/>
     <w:qFormat/>
-    <w:rsid w:val="00545FDD"/>
+    <w:rsid w:val="00476B50"/>
     <w:rPr>
       <w:b w:val="0"/>
       <w:bCs w:val="0"/>
@@ -2391,7 +2503,7 @@
     <w:basedOn w:val="DefaultParagraphFont"/>
     <w:link w:val="Subtitle"/>
     <w:uiPriority w:val="11"/>
-    <w:rsid w:val="00545FDD"/>
+    <w:rsid w:val="00476B50"/>
     <w:rPr>
       <w:rFonts w:asciiTheme="majorHAnsi" w:eastAsiaTheme="majorEastAsia" w:hAnsiTheme="majorHAnsi" w:cstheme="majorBidi"/>
       <w:color w:val="7F7F7F" w:themeColor="text1" w:themeTint="80"/>
@@ -2407,9 +2519,9 @@
     <w:basedOn w:val="Emphasis"/>
     <w:uiPriority w:val="19"/>
     <w:qFormat/>
-    <w:rsid w:val="00545FDD"/>
-    <w:rPr>
-      <w:rFonts w:ascii="Calibri Light" w:hAnsi="Calibri Light" w:cs="Calibri Light"/>
+    <w:rsid w:val="00476B50"/>
+    <w:rPr>
+      <w:rFonts w:asciiTheme="minorHAnsi" w:hAnsiTheme="minorHAnsi" w:cs="Calibri Light"/>
       <w:i/>
       <w:iCs/>
       <w:color w:val="7F7F7F" w:themeColor="text1" w:themeTint="80"/>
@@ -2421,7 +2533,7 @@
     <w:name w:val="Emphasis"/>
     <w:uiPriority w:val="20"/>
     <w:qFormat/>
-    <w:rsid w:val="00545FDD"/>
+    <w:rsid w:val="00476B50"/>
     <w:rPr>
       <w:rFonts w:asciiTheme="minorHAnsi" w:hAnsiTheme="minorHAnsi" w:cstheme="minorHAnsi"/>
       <w:i/>
@@ -2435,7 +2547,7 @@
     <w:basedOn w:val="Emphasis"/>
     <w:uiPriority w:val="21"/>
     <w:qFormat/>
-    <w:rsid w:val="00545FDD"/>
+    <w:rsid w:val="00476B50"/>
     <w:rPr>
       <w:rFonts w:asciiTheme="minorHAnsi" w:hAnsiTheme="minorHAnsi" w:cstheme="minorHAnsi"/>
       <w:b/>
@@ -2450,7 +2562,7 @@
     <w:name w:val="Strong"/>
     <w:uiPriority w:val="22"/>
     <w:qFormat/>
-    <w:rsid w:val="00545FDD"/>
+    <w:rsid w:val="00476B50"/>
     <w:rPr>
       <w:b/>
       <w:bCs/>
@@ -2458,12 +2570,12 @@
   </w:style>
   <w:style w:type="paragraph" w:styleId="Quote">
     <w:name w:val="Quote"/>
-    <w:basedOn w:val="NoSpacing"/>
+    <w:basedOn w:val="Normal"/>
     <w:next w:val="Normal"/>
     <w:link w:val="QuoteChar"/>
     <w:uiPriority w:val="29"/>
     <w:qFormat/>
-    <w:rsid w:val="00545FDD"/>
+    <w:rsid w:val="00476B50"/>
     <w:pPr>
       <w:keepLines/>
       <w:pageBreakBefore/>
@@ -2481,9 +2593,9 @@
     <w:basedOn w:val="DefaultParagraphFont"/>
     <w:link w:val="Quote"/>
     <w:uiPriority w:val="29"/>
-    <w:rsid w:val="00545FDD"/>
-    <w:rPr>
-      <w:rFonts w:asciiTheme="minorHAnsi" w:hAnsiTheme="minorHAnsi" w:cstheme="minorHAnsi"/>
+    <w:rsid w:val="00476B50"/>
+    <w:rPr>
+      <w:rFonts w:cstheme="minorHAnsi"/>
       <w:sz w:val="28"/>
       <w:szCs w:val="28"/>
     </w:rPr>
@@ -2495,7 +2607,7 @@
     <w:link w:val="IntenseQuoteChar"/>
     <w:uiPriority w:val="30"/>
     <w:qFormat/>
-    <w:rsid w:val="00545FDD"/>
+    <w:rsid w:val="00476B50"/>
     <w:pPr>
       <w:pBdr>
         <w:left w:val="single" w:sz="18" w:space="7" w:color="auto"/>
@@ -2511,9 +2623,9 @@
     <w:basedOn w:val="DefaultParagraphFont"/>
     <w:link w:val="IntenseQuote"/>
     <w:uiPriority w:val="30"/>
-    <w:rsid w:val="00545FDD"/>
-    <w:rPr>
-      <w:rFonts w:asciiTheme="minorHAnsi" w:hAnsiTheme="minorHAnsi" w:cstheme="minorHAnsi"/>
+    <w:rsid w:val="00476B50"/>
+    <w:rPr>
+      <w:rFonts w:cstheme="minorHAnsi"/>
       <w:b/>
       <w:bCs/>
       <w:sz w:val="28"/>
@@ -2524,7 +2636,7 @@
     <w:name w:val="Subtle Reference"/>
     <w:uiPriority w:val="31"/>
     <w:qFormat/>
-    <w:rsid w:val="00545FDD"/>
+    <w:rsid w:val="00476B50"/>
     <w:rPr>
       <w:caps/>
       <w:color w:val="7F7F7F" w:themeColor="text1" w:themeTint="80"/>
@@ -2537,7 +2649,7 @@
     <w:basedOn w:val="SubtleReference"/>
     <w:uiPriority w:val="32"/>
     <w:qFormat/>
-    <w:rsid w:val="00545FDD"/>
+    <w:rsid w:val="00476B50"/>
     <w:rPr>
       <w:b/>
       <w:bCs/>
@@ -2552,6 +2664,7 @@
     <w:basedOn w:val="DefaultParagraphFont"/>
     <w:uiPriority w:val="33"/>
     <w:qFormat/>
+    <w:rsid w:val="00476B50"/>
     <w:rPr>
       <w:b/>
       <w:bCs/>
@@ -2589,7 +2702,7 @@
     <w:semiHidden/>
     <w:unhideWhenUsed/>
     <w:qFormat/>
-    <w:rsid w:val="00645252"/>
+    <w:rsid w:val="00476B50"/>
     <w:pPr>
       <w:spacing w:after="200"/>
     </w:pPr>
@@ -2597,7 +2710,6 @@
       <w:i/>
       <w:iCs/>
       <w:color w:val="0E2841" w:themeColor="text2"/>
-      <w:sz w:val="18"/>
       <w:szCs w:val="18"/>
     </w:rPr>
   </w:style>
@@ -3035,15 +3147,14 @@
     <w:basedOn w:val="Heading1"/>
     <w:next w:val="Normal"/>
     <w:link w:val="Subheading1Char"/>
-    <w:autoRedefine/>
     <w:qFormat/>
-    <w:rsid w:val="00545FDD"/>
+    <w:rsid w:val="00476B50"/>
     <w:pPr>
-      <w:spacing w:before="0" w:after="0"/>
+      <w:spacing w:before="0" w:after="0" w:line="240" w:lineRule="auto"/>
       <w:contextualSpacing/>
     </w:pPr>
     <w:rPr>
-      <w:rFonts w:eastAsia="Times New Roman"/>
+      <w:rFonts w:asciiTheme="majorHAnsi" w:eastAsiaTheme="minorHAnsi" w:hAnsiTheme="majorHAnsi"/>
       <w:sz w:val="48"/>
       <w:szCs w:val="48"/>
       <w:vertAlign w:val="superscript"/>
@@ -3053,9 +3164,9 @@
     <w:name w:val="Subheading 1 Char"/>
     <w:basedOn w:val="DefaultParagraphFont"/>
     <w:link w:val="Subheading1"/>
-    <w:rsid w:val="00545FDD"/>
-    <w:rPr>
-      <w:rFonts w:asciiTheme="minorHAnsi" w:hAnsiTheme="minorHAnsi" w:cstheme="minorHAnsi"/>
+    <w:rsid w:val="00476B50"/>
+    <w:rPr>
+      <w:rFonts w:asciiTheme="majorHAnsi" w:hAnsiTheme="majorHAnsi" w:cstheme="minorHAnsi"/>
       <w:b/>
       <w:kern w:val="28"/>
       <w:sz w:val="48"/>
@@ -3068,7 +3179,10 @@
     <w:basedOn w:val="Subtitle"/>
     <w:link w:val="SuptitleChar"/>
     <w:qFormat/>
-    <w:rsid w:val="00545FDD"/>
+    <w:rsid w:val="00476B50"/>
+    <w:pPr>
+      <w:spacing w:before="240" w:line="240" w:lineRule="auto"/>
+    </w:pPr>
     <w:rPr>
       <w:vertAlign w:val="subscript"/>
     </w:rPr>
@@ -3077,7 +3191,7 @@
     <w:name w:val="Suptitle Char"/>
     <w:basedOn w:val="SubtitleChar"/>
     <w:link w:val="Suptitle"/>
-    <w:rsid w:val="00545FDD"/>
+    <w:rsid w:val="00476B50"/>
     <w:rPr>
       <w:rFonts w:asciiTheme="majorHAnsi" w:eastAsiaTheme="majorEastAsia" w:hAnsiTheme="majorHAnsi" w:cstheme="majorBidi"/>
       <w:color w:val="7F7F7F" w:themeColor="text1" w:themeTint="80"/>
@@ -3094,15 +3208,15 @@
     <w:next w:val="Normal"/>
     <w:link w:val="Subheading2Char"/>
     <w:qFormat/>
-    <w:rsid w:val="00545FDD"/>
+    <w:rsid w:val="00476B50"/>
   </w:style>
   <w:style w:type="character" w:customStyle="1" w:styleId="Subheading2Char">
     <w:name w:val="Subheading 2 Char"/>
     <w:basedOn w:val="Subheading1Char"/>
     <w:link w:val="Subheading2"/>
-    <w:rsid w:val="00545FDD"/>
-    <w:rPr>
-      <w:rFonts w:asciiTheme="minorHAnsi" w:hAnsiTheme="minorHAnsi" w:cstheme="minorHAnsi"/>
+    <w:rsid w:val="00476B50"/>
+    <w:rPr>
+      <w:rFonts w:asciiTheme="majorHAnsi" w:hAnsiTheme="majorHAnsi" w:cstheme="minorHAnsi"/>
       <w:b/>
       <w:kern w:val="28"/>
       <w:sz w:val="48"/>
@@ -3116,7 +3230,7 @@
     <w:next w:val="Normal"/>
     <w:link w:val="Subheading3Char"/>
     <w:qFormat/>
-    <w:rsid w:val="00545FDD"/>
+    <w:rsid w:val="00476B50"/>
     <w:rPr>
       <w:sz w:val="40"/>
       <w:szCs w:val="40"/>
@@ -3126,9 +3240,9 @@
     <w:name w:val="Subheading 3 Char"/>
     <w:basedOn w:val="Subheading2Char"/>
     <w:link w:val="Subheading3"/>
-    <w:rsid w:val="00545FDD"/>
-    <w:rPr>
-      <w:rFonts w:asciiTheme="minorHAnsi" w:hAnsiTheme="minorHAnsi" w:cstheme="minorHAnsi"/>
+    <w:rsid w:val="00476B50"/>
+    <w:rPr>
+      <w:rFonts w:asciiTheme="majorHAnsi" w:hAnsiTheme="majorHAnsi" w:cstheme="minorHAnsi"/>
       <w:b/>
       <w:kern w:val="28"/>
       <w:sz w:val="40"/>
@@ -3138,13 +3252,26 @@
   </w:style>
   <w:style w:type="paragraph" w:styleId="NoSpacing">
     <w:name w:val="No Spacing"/>
+    <w:basedOn w:val="Normal"/>
     <w:uiPriority w:val="1"/>
     <w:qFormat/>
-    <w:rsid w:val="00545FDD"/>
-    <w:rPr>
-      <w:rFonts w:asciiTheme="minorHAnsi" w:hAnsiTheme="minorHAnsi" w:cstheme="minorHAnsi"/>
-      <w:sz w:val="28"/>
-      <w:szCs w:val="28"/>
+    <w:rsid w:val="00476B50"/>
+    <w:pPr>
+      <w:spacing w:after="0"/>
+    </w:pPr>
+  </w:style>
+  <w:style w:type="paragraph" w:styleId="ListParagraph">
+    <w:name w:val="List Paragraph"/>
+    <w:basedOn w:val="Normal"/>
+    <w:uiPriority w:val="34"/>
+    <w:qFormat/>
+    <w:rsid w:val="00476B50"/>
+    <w:pPr>
+      <w:ind w:left="720"/>
+      <w:contextualSpacing/>
+    </w:pPr>
+    <w:rPr>
+      <w:rFonts w:eastAsia="Times New Roman"/>
     </w:rPr>
   </w:style>
 </w:styles>
@@ -3372,12 +3499,139 @@
 </file>
 
 <file path=customXml/item1.xml><?xml version="1.0" encoding="utf-8"?>
-<?mso-contentType ?>
-<FormTemplates xmlns="http://schemas.microsoft.com/sharepoint/v3/contenttype/forms">
-  <Display>DocumentLibraryForm</Display>
-  <Edit>AssetEditForm</Edit>
-  <New>DocumentLibraryForm</New>
-</FormTemplates>
+<p:properties xmlns:p="http://schemas.microsoft.com/office/2006/metadata/properties" xmlns:xsi="http://www.w3.org/2001/XMLSchema-instance" xmlns:pc="http://schemas.microsoft.com/office/infopath/2007/PartnerControls">
+  <documentManagement>
+    <LocLastLocAttemptVersionTypeLookup xmlns="4873beb7-5857-4685-be1f-d57550cc96cc" xsi:nil="true"/>
+    <MarketSpecific xmlns="4873beb7-5857-4685-be1f-d57550cc96cc">false</MarketSpecific>
+    <ApprovalStatus xmlns="4873beb7-5857-4685-be1f-d57550cc96cc">InProgress</ApprovalStatus>
+    <LocComments xmlns="4873beb7-5857-4685-be1f-d57550cc96cc" xsi:nil="true"/>
+    <DirectSourceMarket xmlns="4873beb7-5857-4685-be1f-d57550cc96cc" xsi:nil="true"/>
+    <LocPublishedLinkedAssetsLookup xmlns="4873beb7-5857-4685-be1f-d57550cc96cc" xsi:nil="true"/>
+    <ThumbnailAssetId xmlns="4873beb7-5857-4685-be1f-d57550cc96cc" xsi:nil="true"/>
+    <PrimaryImageGen xmlns="4873beb7-5857-4685-be1f-d57550cc96cc">true</PrimaryImageGen>
+    <LegacyData xmlns="4873beb7-5857-4685-be1f-d57550cc96cc" xsi:nil="true"/>
+    <LocNewPublishedVersionLookup xmlns="4873beb7-5857-4685-be1f-d57550cc96cc" xsi:nil="true"/>
+    <NumericId xmlns="4873beb7-5857-4685-be1f-d57550cc96cc">102787001</NumericId>
+    <TPFriendlyName xmlns="4873beb7-5857-4685-be1f-d57550cc96cc" xsi:nil="true"/>
+    <LocOverallPublishStatusLookup xmlns="4873beb7-5857-4685-be1f-d57550cc96cc" xsi:nil="true"/>
+    <LocRecommendedHandoff xmlns="4873beb7-5857-4685-be1f-d57550cc96cc" xsi:nil="true"/>
+    <BlockPublish xmlns="4873beb7-5857-4685-be1f-d57550cc96cc">false</BlockPublish>
+    <BusinessGroup xmlns="4873beb7-5857-4685-be1f-d57550cc96cc" xsi:nil="true"/>
+    <OpenTemplate xmlns="4873beb7-5857-4685-be1f-d57550cc96cc">true</OpenTemplate>
+    <SourceTitle xmlns="4873beb7-5857-4685-be1f-d57550cc96cc" xsi:nil="true"/>
+    <LocOverallLocStatusLookup xmlns="4873beb7-5857-4685-be1f-d57550cc96cc" xsi:nil="true"/>
+    <APEditor xmlns="4873beb7-5857-4685-be1f-d57550cc96cc">
+      <UserInfo>
+        <DisplayName/>
+        <AccountId xsi:nil="true"/>
+        <AccountType/>
+      </UserInfo>
+    </APEditor>
+    <UALocComments xmlns="4873beb7-5857-4685-be1f-d57550cc96cc" xsi:nil="true"/>
+    <IntlLangReviewDate xmlns="4873beb7-5857-4685-be1f-d57550cc96cc" xsi:nil="true"/>
+    <PublishStatusLookup xmlns="4873beb7-5857-4685-be1f-d57550cc96cc">
+      <Value>1343188</Value>
+    </PublishStatusLookup>
+    <ParentAssetId xmlns="4873beb7-5857-4685-be1f-d57550cc96cc" xsi:nil="true"/>
+    <FeatureTagsTaxHTField0 xmlns="4873beb7-5857-4685-be1f-d57550cc96cc">
+      <Terms xmlns="http://schemas.microsoft.com/office/infopath/2007/PartnerControls"/>
+    </FeatureTagsTaxHTField0>
+    <MachineTranslated xmlns="4873beb7-5857-4685-be1f-d57550cc96cc">false</MachineTranslated>
+    <Providers xmlns="4873beb7-5857-4685-be1f-d57550cc96cc" xsi:nil="true"/>
+    <OriginalSourceMarket xmlns="4873beb7-5857-4685-be1f-d57550cc96cc" xsi:nil="true"/>
+    <APDescription xmlns="4873beb7-5857-4685-be1f-d57550cc96cc" xsi:nil="true"/>
+    <ContentItem xmlns="4873beb7-5857-4685-be1f-d57550cc96cc" xsi:nil="true"/>
+    <ClipArtFilename xmlns="4873beb7-5857-4685-be1f-d57550cc96cc" xsi:nil="true"/>
+    <TPInstallLocation xmlns="4873beb7-5857-4685-be1f-d57550cc96cc" xsi:nil="true"/>
+    <TimesCloned xmlns="4873beb7-5857-4685-be1f-d57550cc96cc" xsi:nil="true"/>
+    <PublishTargets xmlns="4873beb7-5857-4685-be1f-d57550cc96cc">OfficeOnlineVNext</PublishTargets>
+    <AcquiredFrom xmlns="4873beb7-5857-4685-be1f-d57550cc96cc">Internal MS</AcquiredFrom>
+    <AssetStart xmlns="4873beb7-5857-4685-be1f-d57550cc96cc">2011-11-23T17:29:00+00:00</AssetStart>
+    <FriendlyTitle xmlns="4873beb7-5857-4685-be1f-d57550cc96cc" xsi:nil="true"/>
+    <Provider xmlns="4873beb7-5857-4685-be1f-d57550cc96cc" xsi:nil="true"/>
+    <LastHandOff xmlns="4873beb7-5857-4685-be1f-d57550cc96cc" xsi:nil="true"/>
+    <TPClientViewer xmlns="4873beb7-5857-4685-be1f-d57550cc96cc" xsi:nil="true"/>
+    <TemplateStatus xmlns="4873beb7-5857-4685-be1f-d57550cc96cc">Complete</TemplateStatus>
+    <Downloads xmlns="4873beb7-5857-4685-be1f-d57550cc96cc">0</Downloads>
+    <OOCacheId xmlns="4873beb7-5857-4685-be1f-d57550cc96cc" xsi:nil="true"/>
+    <IsDeleted xmlns="4873beb7-5857-4685-be1f-d57550cc96cc">false</IsDeleted>
+    <LocPublishedDependentAssetsLookup xmlns="4873beb7-5857-4685-be1f-d57550cc96cc" xsi:nil="true"/>
+    <AssetExpire xmlns="4873beb7-5857-4685-be1f-d57550cc96cc">2029-05-12T07:00:00+00:00</AssetExpire>
+    <CSXSubmissionMarket xmlns="4873beb7-5857-4685-be1f-d57550cc96cc" xsi:nil="true"/>
+    <DSATActionTaken xmlns="4873beb7-5857-4685-be1f-d57550cc96cc" xsi:nil="true"/>
+    <SubmitterId xmlns="4873beb7-5857-4685-be1f-d57550cc96cc" xsi:nil="true"/>
+    <EditorialTags xmlns="4873beb7-5857-4685-be1f-d57550cc96cc" xsi:nil="true"/>
+    <TPExecutable xmlns="4873beb7-5857-4685-be1f-d57550cc96cc" xsi:nil="true"/>
+    <CSXSubmissionDate xmlns="4873beb7-5857-4685-be1f-d57550cc96cc" xsi:nil="true"/>
+    <CSXUpdate xmlns="4873beb7-5857-4685-be1f-d57550cc96cc">false</CSXUpdate>
+    <AssetType xmlns="4873beb7-5857-4685-be1f-d57550cc96cc">TP</AssetType>
+    <ApprovalLog xmlns="4873beb7-5857-4685-be1f-d57550cc96cc" xsi:nil="true"/>
+    <BugNumber xmlns="4873beb7-5857-4685-be1f-d57550cc96cc" xsi:nil="true"/>
+    <OriginAsset xmlns="4873beb7-5857-4685-be1f-d57550cc96cc" xsi:nil="true"/>
+    <TPComponent xmlns="4873beb7-5857-4685-be1f-d57550cc96cc" xsi:nil="true"/>
+    <Milestone xmlns="4873beb7-5857-4685-be1f-d57550cc96cc" xsi:nil="true"/>
+    <RecommendationsModifier xmlns="4873beb7-5857-4685-be1f-d57550cc96cc" xsi:nil="true"/>
+    <AssetId xmlns="4873beb7-5857-4685-be1f-d57550cc96cc">TP102787001</AssetId>
+    <PolicheckWords xmlns="4873beb7-5857-4685-be1f-d57550cc96cc" xsi:nil="true"/>
+    <TPLaunchHelpLink xmlns="4873beb7-5857-4685-be1f-d57550cc96cc" xsi:nil="true"/>
+    <IntlLocPriority xmlns="4873beb7-5857-4685-be1f-d57550cc96cc" xsi:nil="true"/>
+    <TPApplication xmlns="4873beb7-5857-4685-be1f-d57550cc96cc" xsi:nil="true"/>
+    <IntlLangReviewer xmlns="4873beb7-5857-4685-be1f-d57550cc96cc" xsi:nil="true"/>
+    <HandoffToMSDN xmlns="4873beb7-5857-4685-be1f-d57550cc96cc" xsi:nil="true"/>
+    <PlannedPubDate xmlns="4873beb7-5857-4685-be1f-d57550cc96cc" xsi:nil="true"/>
+    <CrawlForDependencies xmlns="4873beb7-5857-4685-be1f-d57550cc96cc">false</CrawlForDependencies>
+    <LocLastLocAttemptVersionLookup xmlns="4873beb7-5857-4685-be1f-d57550cc96cc">693888</LocLastLocAttemptVersionLookup>
+    <LocProcessedForHandoffsLookup xmlns="4873beb7-5857-4685-be1f-d57550cc96cc" xsi:nil="true"/>
+    <TrustLevel xmlns="4873beb7-5857-4685-be1f-d57550cc96cc">1 Microsoft Managed Content</TrustLevel>
+    <CampaignTagsTaxHTField0 xmlns="4873beb7-5857-4685-be1f-d57550cc96cc">
+      <Terms xmlns="http://schemas.microsoft.com/office/infopath/2007/PartnerControls"/>
+    </CampaignTagsTaxHTField0>
+    <TPNamespace xmlns="4873beb7-5857-4685-be1f-d57550cc96cc" xsi:nil="true"/>
+    <LocOverallPreviewStatusLookup xmlns="4873beb7-5857-4685-be1f-d57550cc96cc" xsi:nil="true"/>
+    <TaxCatchAll xmlns="4873beb7-5857-4685-be1f-d57550cc96cc"/>
+    <IsSearchable xmlns="4873beb7-5857-4685-be1f-d57550cc96cc">false</IsSearchable>
+    <TemplateTemplateType xmlns="4873beb7-5857-4685-be1f-d57550cc96cc">Word Document Template</TemplateTemplateType>
+    <Markets xmlns="4873beb7-5857-4685-be1f-d57550cc96cc"/>
+    <IntlLangReview xmlns="4873beb7-5857-4685-be1f-d57550cc96cc" xsi:nil="true"/>
+    <UAProjectedTotalWords xmlns="4873beb7-5857-4685-be1f-d57550cc96cc" xsi:nil="true"/>
+    <OutputCachingOn xmlns="4873beb7-5857-4685-be1f-d57550cc96cc">false</OutputCachingOn>
+    <AverageRating xmlns="4873beb7-5857-4685-be1f-d57550cc96cc" xsi:nil="true"/>
+    <LocMarketGroupTiers2 xmlns="4873beb7-5857-4685-be1f-d57550cc96cc" xsi:nil="true"/>
+    <APAuthor xmlns="4873beb7-5857-4685-be1f-d57550cc96cc">
+      <UserInfo>
+        <DisplayName>REDMOND\v-namall</DisplayName>
+        <AccountId>978</AccountId>
+        <AccountType/>
+      </UserInfo>
+    </APAuthor>
+    <TPCommandLine xmlns="4873beb7-5857-4685-be1f-d57550cc96cc" xsi:nil="true"/>
+    <LocManualTestRequired xmlns="4873beb7-5857-4685-be1f-d57550cc96cc">false</LocManualTestRequired>
+    <TPAppVersion xmlns="4873beb7-5857-4685-be1f-d57550cc96cc" xsi:nil="true"/>
+    <EditorialStatus xmlns="4873beb7-5857-4685-be1f-d57550cc96cc">Complete</EditorialStatus>
+    <LocProcessedForMarketsLookup xmlns="4873beb7-5857-4685-be1f-d57550cc96cc" xsi:nil="true"/>
+    <LastModifiedDateTime xmlns="4873beb7-5857-4685-be1f-d57550cc96cc" xsi:nil="true"/>
+    <TPLaunchHelpLinkType xmlns="4873beb7-5857-4685-be1f-d57550cc96cc">Template</TPLaunchHelpLinkType>
+    <ScenarioTagsTaxHTField0 xmlns="4873beb7-5857-4685-be1f-d57550cc96cc">
+      <Terms xmlns="http://schemas.microsoft.com/office/infopath/2007/PartnerControls"/>
+    </ScenarioTagsTaxHTField0>
+    <OriginalRelease xmlns="4873beb7-5857-4685-be1f-d57550cc96cc">14</OriginalRelease>
+    <LocalizationTagsTaxHTField0 xmlns="4873beb7-5857-4685-be1f-d57550cc96cc">
+      <Terms xmlns="http://schemas.microsoft.com/office/infopath/2007/PartnerControls"/>
+    </LocalizationTagsTaxHTField0>
+    <Manager xmlns="4873beb7-5857-4685-be1f-d57550cc96cc" xsi:nil="true"/>
+    <UALocRecommendation xmlns="4873beb7-5857-4685-be1f-d57550cc96cc">Localize</UALocRecommendation>
+    <LocOverallHandbackStatusLookup xmlns="4873beb7-5857-4685-be1f-d57550cc96cc" xsi:nil="true"/>
+    <ArtSampleDocs xmlns="4873beb7-5857-4685-be1f-d57550cc96cc" xsi:nil="true"/>
+    <UACurrentWords xmlns="4873beb7-5857-4685-be1f-d57550cc96cc" xsi:nil="true"/>
+    <ShowIn xmlns="4873beb7-5857-4685-be1f-d57550cc96cc">Show everywhere</ShowIn>
+    <CSXHash xmlns="4873beb7-5857-4685-be1f-d57550cc96cc" xsi:nil="true"/>
+    <VoteCount xmlns="4873beb7-5857-4685-be1f-d57550cc96cc" xsi:nil="true"/>
+    <InternalTagsTaxHTField0 xmlns="4873beb7-5857-4685-be1f-d57550cc96cc">
+      <Terms xmlns="http://schemas.microsoft.com/office/infopath/2007/PartnerControls"/>
+    </InternalTagsTaxHTField0>
+    <UANotes xmlns="4873beb7-5857-4685-be1f-d57550cc96cc" xsi:nil="true"/>
+  </documentManagement>
+</p:properties>
 </file>
 
 <file path=customXml/item2.xml><?xml version="1.0" encoding="utf-8"?>
@@ -4421,145 +4675,20 @@
 </file>
 
 <file path=customXml/item3.xml><?xml version="1.0" encoding="utf-8"?>
-<p:properties xmlns:p="http://schemas.microsoft.com/office/2006/metadata/properties" xmlns:xsi="http://www.w3.org/2001/XMLSchema-instance" xmlns:pc="http://schemas.microsoft.com/office/infopath/2007/PartnerControls">
-  <documentManagement>
-    <LocLastLocAttemptVersionTypeLookup xmlns="4873beb7-5857-4685-be1f-d57550cc96cc" xsi:nil="true"/>
-    <MarketSpecific xmlns="4873beb7-5857-4685-be1f-d57550cc96cc">false</MarketSpecific>
-    <ApprovalStatus xmlns="4873beb7-5857-4685-be1f-d57550cc96cc">InProgress</ApprovalStatus>
-    <LocComments xmlns="4873beb7-5857-4685-be1f-d57550cc96cc" xsi:nil="true"/>
-    <DirectSourceMarket xmlns="4873beb7-5857-4685-be1f-d57550cc96cc" xsi:nil="true"/>
-    <LocPublishedLinkedAssetsLookup xmlns="4873beb7-5857-4685-be1f-d57550cc96cc" xsi:nil="true"/>
-    <ThumbnailAssetId xmlns="4873beb7-5857-4685-be1f-d57550cc96cc" xsi:nil="true"/>
-    <PrimaryImageGen xmlns="4873beb7-5857-4685-be1f-d57550cc96cc">true</PrimaryImageGen>
-    <LegacyData xmlns="4873beb7-5857-4685-be1f-d57550cc96cc" xsi:nil="true"/>
-    <LocNewPublishedVersionLookup xmlns="4873beb7-5857-4685-be1f-d57550cc96cc" xsi:nil="true"/>
-    <NumericId xmlns="4873beb7-5857-4685-be1f-d57550cc96cc">102787001</NumericId>
-    <TPFriendlyName xmlns="4873beb7-5857-4685-be1f-d57550cc96cc" xsi:nil="true"/>
-    <LocOverallPublishStatusLookup xmlns="4873beb7-5857-4685-be1f-d57550cc96cc" xsi:nil="true"/>
-    <LocRecommendedHandoff xmlns="4873beb7-5857-4685-be1f-d57550cc96cc" xsi:nil="true"/>
-    <BlockPublish xmlns="4873beb7-5857-4685-be1f-d57550cc96cc">false</BlockPublish>
-    <BusinessGroup xmlns="4873beb7-5857-4685-be1f-d57550cc96cc" xsi:nil="true"/>
-    <OpenTemplate xmlns="4873beb7-5857-4685-be1f-d57550cc96cc">true</OpenTemplate>
-    <SourceTitle xmlns="4873beb7-5857-4685-be1f-d57550cc96cc" xsi:nil="true"/>
-    <LocOverallLocStatusLookup xmlns="4873beb7-5857-4685-be1f-d57550cc96cc" xsi:nil="true"/>
-    <APEditor xmlns="4873beb7-5857-4685-be1f-d57550cc96cc">
-      <UserInfo>
-        <DisplayName/>
-        <AccountId xsi:nil="true"/>
-        <AccountType/>
-      </UserInfo>
-    </APEditor>
-    <UALocComments xmlns="4873beb7-5857-4685-be1f-d57550cc96cc" xsi:nil="true"/>
-    <IntlLangReviewDate xmlns="4873beb7-5857-4685-be1f-d57550cc96cc" xsi:nil="true"/>
-    <PublishStatusLookup xmlns="4873beb7-5857-4685-be1f-d57550cc96cc">
-      <Value>1343188</Value>
-    </PublishStatusLookup>
-    <ParentAssetId xmlns="4873beb7-5857-4685-be1f-d57550cc96cc" xsi:nil="true"/>
-    <FeatureTagsTaxHTField0 xmlns="4873beb7-5857-4685-be1f-d57550cc96cc">
-      <Terms xmlns="http://schemas.microsoft.com/office/infopath/2007/PartnerControls"/>
-    </FeatureTagsTaxHTField0>
-    <MachineTranslated xmlns="4873beb7-5857-4685-be1f-d57550cc96cc">false</MachineTranslated>
-    <Providers xmlns="4873beb7-5857-4685-be1f-d57550cc96cc" xsi:nil="true"/>
-    <OriginalSourceMarket xmlns="4873beb7-5857-4685-be1f-d57550cc96cc" xsi:nil="true"/>
-    <APDescription xmlns="4873beb7-5857-4685-be1f-d57550cc96cc" xsi:nil="true"/>
-    <ContentItem xmlns="4873beb7-5857-4685-be1f-d57550cc96cc" xsi:nil="true"/>
-    <ClipArtFilename xmlns="4873beb7-5857-4685-be1f-d57550cc96cc" xsi:nil="true"/>
-    <TPInstallLocation xmlns="4873beb7-5857-4685-be1f-d57550cc96cc" xsi:nil="true"/>
-    <TimesCloned xmlns="4873beb7-5857-4685-be1f-d57550cc96cc" xsi:nil="true"/>
-    <PublishTargets xmlns="4873beb7-5857-4685-be1f-d57550cc96cc">OfficeOnlineVNext</PublishTargets>
-    <AcquiredFrom xmlns="4873beb7-5857-4685-be1f-d57550cc96cc">Internal MS</AcquiredFrom>
-    <AssetStart xmlns="4873beb7-5857-4685-be1f-d57550cc96cc">2011-11-23T17:29:00+00:00</AssetStart>
-    <FriendlyTitle xmlns="4873beb7-5857-4685-be1f-d57550cc96cc" xsi:nil="true"/>
-    <Provider xmlns="4873beb7-5857-4685-be1f-d57550cc96cc" xsi:nil="true"/>
-    <LastHandOff xmlns="4873beb7-5857-4685-be1f-d57550cc96cc" xsi:nil="true"/>
-    <TPClientViewer xmlns="4873beb7-5857-4685-be1f-d57550cc96cc" xsi:nil="true"/>
-    <TemplateStatus xmlns="4873beb7-5857-4685-be1f-d57550cc96cc">Complete</TemplateStatus>
-    <Downloads xmlns="4873beb7-5857-4685-be1f-d57550cc96cc">0</Downloads>
-    <OOCacheId xmlns="4873beb7-5857-4685-be1f-d57550cc96cc" xsi:nil="true"/>
-    <IsDeleted xmlns="4873beb7-5857-4685-be1f-d57550cc96cc">false</IsDeleted>
-    <LocPublishedDependentAssetsLookup xmlns="4873beb7-5857-4685-be1f-d57550cc96cc" xsi:nil="true"/>
-    <AssetExpire xmlns="4873beb7-5857-4685-be1f-d57550cc96cc">2029-05-12T07:00:00+00:00</AssetExpire>
-    <CSXSubmissionMarket xmlns="4873beb7-5857-4685-be1f-d57550cc96cc" xsi:nil="true"/>
-    <DSATActionTaken xmlns="4873beb7-5857-4685-be1f-d57550cc96cc" xsi:nil="true"/>
-    <SubmitterId xmlns="4873beb7-5857-4685-be1f-d57550cc96cc" xsi:nil="true"/>
-    <EditorialTags xmlns="4873beb7-5857-4685-be1f-d57550cc96cc" xsi:nil="true"/>
-    <TPExecutable xmlns="4873beb7-5857-4685-be1f-d57550cc96cc" xsi:nil="true"/>
-    <CSXSubmissionDate xmlns="4873beb7-5857-4685-be1f-d57550cc96cc" xsi:nil="true"/>
-    <CSXUpdate xmlns="4873beb7-5857-4685-be1f-d57550cc96cc">false</CSXUpdate>
-    <AssetType xmlns="4873beb7-5857-4685-be1f-d57550cc96cc">TP</AssetType>
-    <ApprovalLog xmlns="4873beb7-5857-4685-be1f-d57550cc96cc" xsi:nil="true"/>
-    <BugNumber xmlns="4873beb7-5857-4685-be1f-d57550cc96cc" xsi:nil="true"/>
-    <OriginAsset xmlns="4873beb7-5857-4685-be1f-d57550cc96cc" xsi:nil="true"/>
-    <TPComponent xmlns="4873beb7-5857-4685-be1f-d57550cc96cc" xsi:nil="true"/>
-    <Milestone xmlns="4873beb7-5857-4685-be1f-d57550cc96cc" xsi:nil="true"/>
-    <RecommendationsModifier xmlns="4873beb7-5857-4685-be1f-d57550cc96cc" xsi:nil="true"/>
-    <AssetId xmlns="4873beb7-5857-4685-be1f-d57550cc96cc">TP102787001</AssetId>
-    <PolicheckWords xmlns="4873beb7-5857-4685-be1f-d57550cc96cc" xsi:nil="true"/>
-    <TPLaunchHelpLink xmlns="4873beb7-5857-4685-be1f-d57550cc96cc" xsi:nil="true"/>
-    <IntlLocPriority xmlns="4873beb7-5857-4685-be1f-d57550cc96cc" xsi:nil="true"/>
-    <TPApplication xmlns="4873beb7-5857-4685-be1f-d57550cc96cc" xsi:nil="true"/>
-    <IntlLangReviewer xmlns="4873beb7-5857-4685-be1f-d57550cc96cc" xsi:nil="true"/>
-    <HandoffToMSDN xmlns="4873beb7-5857-4685-be1f-d57550cc96cc" xsi:nil="true"/>
-    <PlannedPubDate xmlns="4873beb7-5857-4685-be1f-d57550cc96cc" xsi:nil="true"/>
-    <CrawlForDependencies xmlns="4873beb7-5857-4685-be1f-d57550cc96cc">false</CrawlForDependencies>
-    <LocLastLocAttemptVersionLookup xmlns="4873beb7-5857-4685-be1f-d57550cc96cc">693888</LocLastLocAttemptVersionLookup>
-    <LocProcessedForHandoffsLookup xmlns="4873beb7-5857-4685-be1f-d57550cc96cc" xsi:nil="true"/>
-    <TrustLevel xmlns="4873beb7-5857-4685-be1f-d57550cc96cc">1 Microsoft Managed Content</TrustLevel>
-    <CampaignTagsTaxHTField0 xmlns="4873beb7-5857-4685-be1f-d57550cc96cc">
-      <Terms xmlns="http://schemas.microsoft.com/office/infopath/2007/PartnerControls"/>
-    </CampaignTagsTaxHTField0>
-    <TPNamespace xmlns="4873beb7-5857-4685-be1f-d57550cc96cc" xsi:nil="true"/>
-    <LocOverallPreviewStatusLookup xmlns="4873beb7-5857-4685-be1f-d57550cc96cc" xsi:nil="true"/>
-    <TaxCatchAll xmlns="4873beb7-5857-4685-be1f-d57550cc96cc"/>
-    <IsSearchable xmlns="4873beb7-5857-4685-be1f-d57550cc96cc">false</IsSearchable>
-    <TemplateTemplateType xmlns="4873beb7-5857-4685-be1f-d57550cc96cc">Word Document Template</TemplateTemplateType>
-    <Markets xmlns="4873beb7-5857-4685-be1f-d57550cc96cc"/>
-    <IntlLangReview xmlns="4873beb7-5857-4685-be1f-d57550cc96cc" xsi:nil="true"/>
-    <UAProjectedTotalWords xmlns="4873beb7-5857-4685-be1f-d57550cc96cc" xsi:nil="true"/>
-    <OutputCachingOn xmlns="4873beb7-5857-4685-be1f-d57550cc96cc">false</OutputCachingOn>
-    <AverageRating xmlns="4873beb7-5857-4685-be1f-d57550cc96cc" xsi:nil="true"/>
-    <LocMarketGroupTiers2 xmlns="4873beb7-5857-4685-be1f-d57550cc96cc" xsi:nil="true"/>
-    <APAuthor xmlns="4873beb7-5857-4685-be1f-d57550cc96cc">
-      <UserInfo>
-        <DisplayName>REDMOND\v-namall</DisplayName>
-        <AccountId>978</AccountId>
-        <AccountType/>
-      </UserInfo>
-    </APAuthor>
-    <TPCommandLine xmlns="4873beb7-5857-4685-be1f-d57550cc96cc" xsi:nil="true"/>
-    <LocManualTestRequired xmlns="4873beb7-5857-4685-be1f-d57550cc96cc">false</LocManualTestRequired>
-    <TPAppVersion xmlns="4873beb7-5857-4685-be1f-d57550cc96cc" xsi:nil="true"/>
-    <EditorialStatus xmlns="4873beb7-5857-4685-be1f-d57550cc96cc">Complete</EditorialStatus>
-    <LocProcessedForMarketsLookup xmlns="4873beb7-5857-4685-be1f-d57550cc96cc" xsi:nil="true"/>
-    <LastModifiedDateTime xmlns="4873beb7-5857-4685-be1f-d57550cc96cc" xsi:nil="true"/>
-    <TPLaunchHelpLinkType xmlns="4873beb7-5857-4685-be1f-d57550cc96cc">Template</TPLaunchHelpLinkType>
-    <ScenarioTagsTaxHTField0 xmlns="4873beb7-5857-4685-be1f-d57550cc96cc">
-      <Terms xmlns="http://schemas.microsoft.com/office/infopath/2007/PartnerControls"/>
-    </ScenarioTagsTaxHTField0>
-    <OriginalRelease xmlns="4873beb7-5857-4685-be1f-d57550cc96cc">14</OriginalRelease>
-    <LocalizationTagsTaxHTField0 xmlns="4873beb7-5857-4685-be1f-d57550cc96cc">
-      <Terms xmlns="http://schemas.microsoft.com/office/infopath/2007/PartnerControls"/>
-    </LocalizationTagsTaxHTField0>
-    <Manager xmlns="4873beb7-5857-4685-be1f-d57550cc96cc" xsi:nil="true"/>
-    <UALocRecommendation xmlns="4873beb7-5857-4685-be1f-d57550cc96cc">Localize</UALocRecommendation>
-    <LocOverallHandbackStatusLookup xmlns="4873beb7-5857-4685-be1f-d57550cc96cc" xsi:nil="true"/>
-    <ArtSampleDocs xmlns="4873beb7-5857-4685-be1f-d57550cc96cc" xsi:nil="true"/>
-    <UACurrentWords xmlns="4873beb7-5857-4685-be1f-d57550cc96cc" xsi:nil="true"/>
-    <ShowIn xmlns="4873beb7-5857-4685-be1f-d57550cc96cc">Show everywhere</ShowIn>
-    <CSXHash xmlns="4873beb7-5857-4685-be1f-d57550cc96cc" xsi:nil="true"/>
-    <VoteCount xmlns="4873beb7-5857-4685-be1f-d57550cc96cc" xsi:nil="true"/>
-    <InternalTagsTaxHTField0 xmlns="4873beb7-5857-4685-be1f-d57550cc96cc">
-      <Terms xmlns="http://schemas.microsoft.com/office/infopath/2007/PartnerControls"/>
-    </InternalTagsTaxHTField0>
-    <UANotes xmlns="4873beb7-5857-4685-be1f-d57550cc96cc" xsi:nil="true"/>
-  </documentManagement>
-</p:properties>
+<?mso-contentType ?>
+<FormTemplates xmlns="http://schemas.microsoft.com/sharepoint/v3/contenttype/forms">
+  <Display>DocumentLibraryForm</Display>
+  <Edit>AssetEditForm</Edit>
+  <New>DocumentLibraryForm</New>
+</FormTemplates>
 </file>
 
 <file path=customXml/itemProps1.xml><?xml version="1.0" encoding="utf-8"?>
-<ds:datastoreItem xmlns:ds="http://schemas.openxmlformats.org/officeDocument/2006/customXml" ds:itemID="{C01C3C56-10DB-49F7-B061-44D8728D078A}">
+<ds:datastoreItem xmlns:ds="http://schemas.openxmlformats.org/officeDocument/2006/customXml" ds:itemID="{7FBDB1CC-CEFB-4E46-8174-1F0AA0D30B24}">
   <ds:schemaRefs>
-    <ds:schemaRef ds:uri="http://schemas.microsoft.com/sharepoint/v3/contenttype/forms"/>
+    <ds:schemaRef ds:uri="http://schemas.microsoft.com/office/2006/metadata/properties"/>
+    <ds:schemaRef ds:uri="http://schemas.microsoft.com/office/infopath/2007/PartnerControls"/>
+    <ds:schemaRef ds:uri="4873beb7-5857-4685-be1f-d57550cc96cc"/>
   </ds:schemaRefs>
 </ds:datastoreItem>
 </file>
@@ -4583,11 +4712,9 @@
 </file>
 
 <file path=customXml/itemProps3.xml><?xml version="1.0" encoding="utf-8"?>
-<ds:datastoreItem xmlns:ds="http://schemas.openxmlformats.org/officeDocument/2006/customXml" ds:itemID="{7FBDB1CC-CEFB-4E46-8174-1F0AA0D30B24}">
+<ds:datastoreItem xmlns:ds="http://schemas.openxmlformats.org/officeDocument/2006/customXml" ds:itemID="{C01C3C56-10DB-49F7-B061-44D8728D078A}">
   <ds:schemaRefs>
-    <ds:schemaRef ds:uri="http://schemas.microsoft.com/office/2006/metadata/properties"/>
-    <ds:schemaRef ds:uri="http://schemas.microsoft.com/office/infopath/2007/PartnerControls"/>
-    <ds:schemaRef ds:uri="4873beb7-5857-4685-be1f-d57550cc96cc"/>
+    <ds:schemaRef ds:uri="http://schemas.microsoft.com/sharepoint/v3/contenttype/forms"/>
   </ds:schemaRefs>
 </ds:datastoreItem>
 </file>